--- a/The Dolphins' View of History/chapters/30 - Leaving the Cradle - Space Travel, the Moon, Mars, and Maybe the Galaxy.docx
+++ b/The Dolphins' View of History/chapters/30 - Leaving the Cradle - Space Travel, the Moon, Mars, and Maybe the Galaxy.docx
@@ -18,7 +18,7 @@
           <w:sz w:val="36"/>
           <w:szCs w:val="36"/>
         </w:rPr>
-        <w:t xml:space="preserve">Chapter 30: Leaving the Cradle — Space Travel, the Moon, Mars, and (Maybe) the Galaxy</w:t>
+        <w:t xml:space="preserve">1957 to 2026: Leaving the Cradle — Space Travel, the Moon, Mars, and (Maybe) the Galaxy</w:t>
       </w:r>
     </w:p>
     <w:p>

--- a/The Dolphins' View of History/chapters/30 - Leaving the Cradle - Space Travel, the Moon, Mars, and Maybe the Galaxy.docx
+++ b/The Dolphins' View of History/chapters/30 - Leaving the Cradle - Space Travel, the Moon, Mars, and Maybe the Galaxy.docx
@@ -42,7 +42,7 @@
         <w:spacing w:after="200"/>
       </w:pPr>
       <w:r>
-        <w:t xml:space="preserve">The race produced other firsts worth remembering alongside Gagarin's. Laika, a stray dog from the streets of Moscow, became the first animal to orbit Earth aboard Sputnik 2 in November 1957, on a one-way mission whose life-support system was never built to bring her home. Valentina Tereshkova followed in June 1963 as the first woman in space, orbiting Earth 48 times aboard Vostok 6. No other woman flew in space for nineteen years.</w:t>
+        <w:t xml:space="preserve">The race produced other firsts worth remembering alongside Gagarin's. Laika, a stray dog from the streets of Moscow, became the first animal to orbit Earth aboard Sputnik 2 in November 1957, on a one-way mission: the craft was never built to bring her home, and she died of overheating within hours of launch, a fact Soviet officials admitted only in 2002. Valentina Tereshkova followed in June 1963 as the first woman in space, orbiting Earth 48 times aboard Vostok 6. No other woman flew in space for nineteen years.</w:t>
       </w:r>
     </w:p>
     <w:p>
@@ -86,7 +86,7 @@
         <w:spacing w:after="200"/>
       </w:pPr>
       <w:r>
-        <w:t xml:space="preserve">The 21st century broadened the field considerably. SpaceX's reusable rockets, flying commercially from the 2010s onward, cut launch costs sharply enough to change the economics of the entire industry, while China developed its own crewed space program and lunar ambitions, and India successfully landed a probe near the Moon's south pole in 2023, the first spacecraft to touch down there.</w:t>
+        <w:t xml:space="preserve">The 21st century broadened the field considerably. SpaceX's reusable rockets, flying commercially from the 2010s onward, cut launch costs sharply enough to change the economics of the entire industry, while China developed its own crewed space program and lunar ambitions, and India landed its Chandrayaan-3 probe near the Moon's south pole in 2023, the first spacecraft to touch down in that region.</w:t>
       </w:r>
     </w:p>
     <w:p>
